--- a/public/fun/forms/이력서_산업안전관리_6_NCS형.docx
+++ b/public/fun/forms/이력서_산업안전관리_6_NCS형.docx
@@ -483,21 +483,57 @@
             <w:tcW w:type="dxa" w:w="2085"/>
             <w:vAlign w:val="center"/>
           </w:tcPr>
-          <w:p/>
+          <w:p>
+            <w:pPr>
+              <w:spacing w:before="0" w:after="0"/>
+              <w:jc w:val="left"/>
+            </w:pPr>
+            <w:r>
+              <w:rPr>
+                <w:color w:val="A9B0B8"/>
+                <w:sz w:val="16"/>
+              </w:rPr>
+              <w:t>예) 2022.03 ~ 2024.02</w:t>
+            </w:r>
+          </w:p>
         </w:tc>
         <w:tc>
           <w:tcPr>
             <w:tcW w:type="dxa" w:w="4170"/>
             <w:vAlign w:val="center"/>
           </w:tcPr>
-          <w:p/>
+          <w:p>
+            <w:pPr>
+              <w:spacing w:before="0" w:after="0"/>
+              <w:jc w:val="left"/>
+            </w:pPr>
+            <w:r>
+              <w:rPr>
+                <w:color w:val="A9B0B8"/>
+                <w:sz w:val="16"/>
+              </w:rPr>
+              <w:t>○○대학교 (졸업)</w:t>
+            </w:r>
+          </w:p>
         </w:tc>
         <w:tc>
           <w:tcPr>
             <w:tcW w:type="dxa" w:w="4155"/>
             <w:vAlign w:val="center"/>
           </w:tcPr>
-          <w:p/>
+          <w:p>
+            <w:pPr>
+              <w:spacing w:before="0" w:after="0"/>
+              <w:jc w:val="left"/>
+            </w:pPr>
+            <w:r>
+              <w:rPr>
+                <w:color w:val="A9B0B8"/>
+                <w:sz w:val="16"/>
+              </w:rPr>
+              <w:t>배운 점 · 활동 내용</w:t>
+            </w:r>
+          </w:p>
         </w:tc>
       </w:tr>
       <w:tr>
@@ -723,21 +759,57 @@
             <w:tcW w:type="dxa" w:w="2085"/>
             <w:vAlign w:val="center"/>
           </w:tcPr>
-          <w:p/>
+          <w:p>
+            <w:pPr>
+              <w:spacing w:before="0" w:after="0"/>
+              <w:jc w:val="left"/>
+            </w:pPr>
+            <w:r>
+              <w:rPr>
+                <w:color w:val="A9B0B8"/>
+                <w:sz w:val="16"/>
+              </w:rPr>
+              <w:t>예) 2023.05.</w:t>
+            </w:r>
+          </w:p>
         </w:tc>
         <w:tc>
           <w:tcPr>
             <w:tcW w:type="dxa" w:w="2775"/>
             <w:vAlign w:val="center"/>
           </w:tcPr>
-          <w:p/>
+          <w:p>
+            <w:pPr>
+              <w:spacing w:before="0" w:after="0"/>
+              <w:jc w:val="left"/>
+            </w:pPr>
+            <w:r>
+              <w:rPr>
+                <w:color w:val="A9B0B8"/>
+                <w:sz w:val="16"/>
+              </w:rPr>
+              <w:t>○○ 자격증</w:t>
+            </w:r>
+          </w:p>
         </w:tc>
         <w:tc>
           <w:tcPr>
             <w:tcW w:type="dxa" w:w="2775"/>
             <w:vAlign w:val="center"/>
           </w:tcPr>
-          <w:p/>
+          <w:p>
+            <w:pPr>
+              <w:spacing w:before="0" w:after="0"/>
+              <w:jc w:val="left"/>
+            </w:pPr>
+            <w:r>
+              <w:rPr>
+                <w:color w:val="A9B0B8"/>
+                <w:sz w:val="16"/>
+              </w:rPr>
+              <w:t>○○공단</w:t>
+            </w:r>
+          </w:p>
         </w:tc>
         <w:tc>
           <w:tcPr>
@@ -1018,7 +1090,19 @@
             <w:tcW w:type="dxa" w:w="2085"/>
             <w:vAlign w:val="center"/>
           </w:tcPr>
-          <w:p/>
+          <w:p>
+            <w:pPr>
+              <w:spacing w:before="0" w:after="0"/>
+              <w:jc w:val="left"/>
+            </w:pPr>
+            <w:r>
+              <w:rPr>
+                <w:color w:val="A9B0B8"/>
+                <w:sz w:val="16"/>
+              </w:rPr>
+              <w:t>예) 2022.03 ~ 2024.02</w:t>
+            </w:r>
+          </w:p>
         </w:tc>
         <w:tc>
           <w:tcPr>
@@ -1039,7 +1123,19 @@
             <w:tcW w:type="dxa" w:w="2775"/>
             <w:vAlign w:val="center"/>
           </w:tcPr>
-          <w:p/>
+          <w:p>
+            <w:pPr>
+              <w:spacing w:before="0" w:after="0"/>
+              <w:jc w:val="left"/>
+            </w:pPr>
+            <w:r>
+              <w:rPr>
+                <w:color w:val="A9B0B8"/>
+                <w:sz w:val="16"/>
+              </w:rPr>
+              <w:t>맡은 일 + 숫자 성과</w:t>
+            </w:r>
+          </w:p>
         </w:tc>
       </w:tr>
       <w:tr>

--- a/public/fun/forms/이력서_산업안전관리_6_NCS형.docx
+++ b/public/fun/forms/이력서_산업안전관리_6_NCS형.docx
@@ -109,10 +109,10 @@
       </w:tblPr>
       <w:tblGrid>
         <w:gridCol w:w="1695"/>
-        <w:gridCol w:w="1200"/>
+        <w:gridCol w:w="1425"/>
         <w:gridCol w:w="3255"/>
-        <w:gridCol w:w="1200"/>
-        <w:gridCol w:w="3060"/>
+        <w:gridCol w:w="1425"/>
+        <w:gridCol w:w="2610"/>
       </w:tblGrid>
       <w:tr>
         <w:trPr>
@@ -143,7 +143,7 @@
         </w:tc>
         <w:tc>
           <w:tcPr>
-            <w:tcW w:type="dxa" w:w="1200"/>
+            <w:tcW w:type="dxa" w:w="1425"/>
             <w:shd w:val="clear" w:color="auto" w:fill="F6F1F2"/>
             <w:vAlign w:val="center"/>
           </w:tcPr>
@@ -171,7 +171,7 @@
         </w:tc>
         <w:tc>
           <w:tcPr>
-            <w:tcW w:type="dxa" w:w="1200"/>
+            <w:tcW w:type="dxa" w:w="1425"/>
             <w:shd w:val="clear" w:color="auto" w:fill="F6F1F2"/>
             <w:vAlign w:val="center"/>
           </w:tcPr>
@@ -192,7 +192,7 @@
         </w:tc>
         <w:tc>
           <w:tcPr>
-            <w:tcW w:type="dxa" w:w="3060"/>
+            <w:tcW w:type="dxa" w:w="2610"/>
             <w:vAlign w:val="center"/>
           </w:tcPr>
           <w:p/>
@@ -212,7 +212,7 @@
         </w:tc>
         <w:tc>
           <w:tcPr>
-            <w:tcW w:type="dxa" w:w="1200"/>
+            <w:tcW w:type="dxa" w:w="1425"/>
             <w:shd w:val="clear" w:color="auto" w:fill="F6F1F2"/>
             <w:vAlign w:val="center"/>
           </w:tcPr>
@@ -240,7 +240,7 @@
         </w:tc>
         <w:tc>
           <w:tcPr>
-            <w:tcW w:type="dxa" w:w="1200"/>
+            <w:tcW w:type="dxa" w:w="1425"/>
             <w:shd w:val="clear" w:color="auto" w:fill="F6F1F2"/>
             <w:vAlign w:val="center"/>
           </w:tcPr>
@@ -261,7 +261,7 @@
         </w:tc>
         <w:tc>
           <w:tcPr>
-            <w:tcW w:type="dxa" w:w="3060"/>
+            <w:tcW w:type="dxa" w:w="2610"/>
             <w:vAlign w:val="center"/>
           </w:tcPr>
           <w:p/>
@@ -281,7 +281,7 @@
         </w:tc>
         <w:tc>
           <w:tcPr>
-            <w:tcW w:type="dxa" w:w="1200"/>
+            <w:tcW w:type="dxa" w:w="1425"/>
             <w:shd w:val="clear" w:color="auto" w:fill="F6F1F2"/>
             <w:vAlign w:val="center"/>
           </w:tcPr>
@@ -309,7 +309,7 @@
         </w:tc>
         <w:tc>
           <w:tcPr>
-            <w:tcW w:type="dxa" w:w="1200"/>
+            <w:tcW w:type="dxa" w:w="1425"/>
             <w:shd w:val="clear" w:color="auto" w:fill="F6F1F2"/>
             <w:vAlign w:val="center"/>
           </w:tcPr>
@@ -330,7 +330,7 @@
         </w:tc>
         <w:tc>
           <w:tcPr>
-            <w:tcW w:type="dxa" w:w="3060"/>
+            <w:tcW w:type="dxa" w:w="2610"/>
             <w:vAlign w:val="center"/>
           </w:tcPr>
           <w:p/>
@@ -1033,7 +1033,9 @@
                 <w:color w:val="4F2228"/>
                 <w:sz w:val="19"/>
               </w:rPr>
-              <w:t>사업장 / 인원 규모</w:t>
+              <w:t>사업장 / 인원</w:t>
+              <w:br/>
+              <w:t>규모</w:t>
             </w:r>
           </w:p>
         </w:tc>
@@ -1393,10 +1395,10 @@
         <w:tblLook w:firstColumn="1" w:firstRow="1" w:lastColumn="0" w:lastRow="0" w:noHBand="0" w:noVBand="1" w:val="04A0"/>
       </w:tblPr>
       <w:tblGrid>
-        <w:gridCol w:w="1380"/>
-        <w:gridCol w:w="3825"/>
-        <w:gridCol w:w="1380"/>
-        <w:gridCol w:w="3825"/>
+        <w:gridCol w:w="1545"/>
+        <w:gridCol w:w="3660"/>
+        <w:gridCol w:w="1545"/>
+        <w:gridCol w:w="3660"/>
       </w:tblGrid>
       <w:tr>
         <w:trPr>
@@ -1405,7 +1407,7 @@
         </w:trPr>
         <w:tc>
           <w:tcPr>
-            <w:tcW w:type="dxa" w:w="1380"/>
+            <w:tcW w:type="dxa" w:w="1545"/>
             <w:shd w:val="clear" w:color="auto" w:fill="F6F1F2"/>
             <w:vAlign w:val="center"/>
           </w:tcPr>
@@ -1426,13 +1428,13 @@
         </w:tc>
         <w:tc>
           <w:tcPr>
-            <w:tcW w:type="dxa" w:w="3825"/>
+            <w:tcW w:type="dxa" w:w="3660"/>
           </w:tcPr>
           <w:p/>
         </w:tc>
         <w:tc>
           <w:tcPr>
-            <w:tcW w:type="dxa" w:w="1380"/>
+            <w:tcW w:type="dxa" w:w="1545"/>
             <w:shd w:val="clear" w:color="auto" w:fill="F6F1F2"/>
             <w:vAlign w:val="center"/>
           </w:tcPr>
@@ -1453,7 +1455,7 @@
         </w:tc>
         <w:tc>
           <w:tcPr>
-            <w:tcW w:type="dxa" w:w="3825"/>
+            <w:tcW w:type="dxa" w:w="3660"/>
           </w:tcPr>
           <w:p/>
         </w:tc>
@@ -1465,7 +1467,7 @@
         </w:trPr>
         <w:tc>
           <w:tcPr>
-            <w:tcW w:type="dxa" w:w="1380"/>
+            <w:tcW w:type="dxa" w:w="1545"/>
             <w:shd w:val="clear" w:color="auto" w:fill="F6F1F2"/>
             <w:vAlign w:val="center"/>
           </w:tcPr>
@@ -1486,13 +1488,13 @@
         </w:tc>
         <w:tc>
           <w:tcPr>
-            <w:tcW w:type="dxa" w:w="3825"/>
+            <w:tcW w:type="dxa" w:w="3660"/>
           </w:tcPr>
           <w:p/>
         </w:tc>
         <w:tc>
           <w:tcPr>
-            <w:tcW w:type="dxa" w:w="1380"/>
+            <w:tcW w:type="dxa" w:w="1545"/>
             <w:shd w:val="clear" w:color="auto" w:fill="F6F1F2"/>
             <w:vAlign w:val="center"/>
           </w:tcPr>
@@ -1507,13 +1509,15 @@
                 <w:color w:val="4F2228"/>
                 <w:sz w:val="18"/>
               </w:rPr>
-              <w:t>사용 기술 · 도구</w:t>
+              <w:t>사용 기술 ·</w:t>
+              <w:br/>
+              <w:t>도구</w:t>
             </w:r>
           </w:p>
         </w:tc>
         <w:tc>
           <w:tcPr>
-            <w:tcW w:type="dxa" w:w="3825"/>
+            <w:tcW w:type="dxa" w:w="3660"/>
           </w:tcPr>
           <w:p/>
         </w:tc>
@@ -1525,7 +1529,7 @@
         </w:trPr>
         <w:tc>
           <w:tcPr>
-            <w:tcW w:type="dxa" w:w="1380"/>
+            <w:tcW w:type="dxa" w:w="1545"/>
             <w:shd w:val="clear" w:color="auto" w:fill="F6F1F2"/>
             <w:vAlign w:val="center"/>
           </w:tcPr>
@@ -1546,7 +1550,7 @@
         </w:tc>
         <w:tc>
           <w:tcPr>
-            <w:tcW w:type="dxa" w:w="9030"/>
+            <w:tcW w:type="dxa" w:w="8865"/>
             <w:gridSpan w:val="3"/>
           </w:tcPr>
           <w:p/>
@@ -1559,7 +1563,7 @@
         </w:trPr>
         <w:tc>
           <w:tcPr>
-            <w:tcW w:type="dxa" w:w="1380"/>
+            <w:tcW w:type="dxa" w:w="1545"/>
             <w:shd w:val="clear" w:color="auto" w:fill="F6F1F2"/>
             <w:vAlign w:val="center"/>
           </w:tcPr>
@@ -1580,7 +1584,7 @@
         </w:tc>
         <w:tc>
           <w:tcPr>
-            <w:tcW w:type="dxa" w:w="9030"/>
+            <w:tcW w:type="dxa" w:w="8865"/>
             <w:gridSpan w:val="3"/>
           </w:tcPr>
           <w:p/>
@@ -1614,10 +1618,10 @@
         <w:tblLook w:firstColumn="1" w:firstRow="1" w:lastColumn="0" w:lastRow="0" w:noHBand="0" w:noVBand="1" w:val="04A0"/>
       </w:tblPr>
       <w:tblGrid>
-        <w:gridCol w:w="1380"/>
-        <w:gridCol w:w="3825"/>
-        <w:gridCol w:w="1380"/>
-        <w:gridCol w:w="3825"/>
+        <w:gridCol w:w="1545"/>
+        <w:gridCol w:w="3660"/>
+        <w:gridCol w:w="1545"/>
+        <w:gridCol w:w="3660"/>
       </w:tblGrid>
       <w:tr>
         <w:trPr>
@@ -1626,7 +1630,7 @@
         </w:trPr>
         <w:tc>
           <w:tcPr>
-            <w:tcW w:type="dxa" w:w="1380"/>
+            <w:tcW w:type="dxa" w:w="1545"/>
             <w:shd w:val="clear" w:color="auto" w:fill="F6F1F2"/>
             <w:vAlign w:val="center"/>
           </w:tcPr>
@@ -1647,13 +1651,13 @@
         </w:tc>
         <w:tc>
           <w:tcPr>
-            <w:tcW w:type="dxa" w:w="3825"/>
+            <w:tcW w:type="dxa" w:w="3660"/>
           </w:tcPr>
           <w:p/>
         </w:tc>
         <w:tc>
           <w:tcPr>
-            <w:tcW w:type="dxa" w:w="1380"/>
+            <w:tcW w:type="dxa" w:w="1545"/>
             <w:shd w:val="clear" w:color="auto" w:fill="F6F1F2"/>
             <w:vAlign w:val="center"/>
           </w:tcPr>
@@ -1674,7 +1678,7 @@
         </w:tc>
         <w:tc>
           <w:tcPr>
-            <w:tcW w:type="dxa" w:w="3825"/>
+            <w:tcW w:type="dxa" w:w="3660"/>
           </w:tcPr>
           <w:p/>
         </w:tc>
@@ -1686,7 +1690,7 @@
         </w:trPr>
         <w:tc>
           <w:tcPr>
-            <w:tcW w:type="dxa" w:w="1380"/>
+            <w:tcW w:type="dxa" w:w="1545"/>
             <w:shd w:val="clear" w:color="auto" w:fill="F6F1F2"/>
             <w:vAlign w:val="center"/>
           </w:tcPr>
@@ -1707,13 +1711,13 @@
         </w:tc>
         <w:tc>
           <w:tcPr>
-            <w:tcW w:type="dxa" w:w="3825"/>
+            <w:tcW w:type="dxa" w:w="3660"/>
           </w:tcPr>
           <w:p/>
         </w:tc>
         <w:tc>
           <w:tcPr>
-            <w:tcW w:type="dxa" w:w="1380"/>
+            <w:tcW w:type="dxa" w:w="1545"/>
             <w:shd w:val="clear" w:color="auto" w:fill="F6F1F2"/>
             <w:vAlign w:val="center"/>
           </w:tcPr>
@@ -1728,13 +1732,15 @@
                 <w:color w:val="4F2228"/>
                 <w:sz w:val="18"/>
               </w:rPr>
-              <w:t>사용 기술 · 도구</w:t>
+              <w:t>사용 기술 ·</w:t>
+              <w:br/>
+              <w:t>도구</w:t>
             </w:r>
           </w:p>
         </w:tc>
         <w:tc>
           <w:tcPr>
-            <w:tcW w:type="dxa" w:w="3825"/>
+            <w:tcW w:type="dxa" w:w="3660"/>
           </w:tcPr>
           <w:p/>
         </w:tc>
@@ -1746,7 +1752,7 @@
         </w:trPr>
         <w:tc>
           <w:tcPr>
-            <w:tcW w:type="dxa" w:w="1380"/>
+            <w:tcW w:type="dxa" w:w="1545"/>
             <w:shd w:val="clear" w:color="auto" w:fill="F6F1F2"/>
             <w:vAlign w:val="center"/>
           </w:tcPr>
@@ -1767,7 +1773,7 @@
         </w:tc>
         <w:tc>
           <w:tcPr>
-            <w:tcW w:type="dxa" w:w="9030"/>
+            <w:tcW w:type="dxa" w:w="8865"/>
             <w:gridSpan w:val="3"/>
           </w:tcPr>
           <w:p/>
@@ -1780,7 +1786,7 @@
         </w:trPr>
         <w:tc>
           <w:tcPr>
-            <w:tcW w:type="dxa" w:w="1380"/>
+            <w:tcW w:type="dxa" w:w="1545"/>
             <w:shd w:val="clear" w:color="auto" w:fill="F6F1F2"/>
             <w:vAlign w:val="center"/>
           </w:tcPr>
@@ -1801,7 +1807,7 @@
         </w:tc>
         <w:tc>
           <w:tcPr>
-            <w:tcW w:type="dxa" w:w="9030"/>
+            <w:tcW w:type="dxa" w:w="8865"/>
             <w:gridSpan w:val="3"/>
           </w:tcPr>
           <w:p/>

--- a/public/fun/forms/이력서_산업안전관리_6_NCS형.docx
+++ b/public/fun/forms/이력서_산업안전관리_6_NCS형.docx
@@ -493,7 +493,7 @@
                 <w:color w:val="A9B0B8"/>
                 <w:sz w:val="16"/>
               </w:rPr>
-              <w:t>예) 2022.03 ~ 2024.02</w:t>
+              <w:t>예) ○○○○.○○ ~ ○○○○.○○</w:t>
             </w:r>
           </w:p>
         </w:tc>
@@ -512,7 +512,7 @@
                 <w:color w:val="A9B0B8"/>
                 <w:sz w:val="16"/>
               </w:rPr>
-              <w:t>○○대학교 (졸업)</w:t>
+              <w:t>학교명 입력 (졸업)</w:t>
             </w:r>
           </w:p>
         </w:tc>
@@ -769,7 +769,7 @@
                 <w:color w:val="A9B0B8"/>
                 <w:sz w:val="16"/>
               </w:rPr>
-              <w:t>예) 2023.05.</w:t>
+              <w:t>예) ○○○○.○○.</w:t>
             </w:r>
           </w:p>
         </w:tc>
@@ -1102,7 +1102,7 @@
                 <w:color w:val="A9B0B8"/>
                 <w:sz w:val="16"/>
               </w:rPr>
-              <w:t>예) 2022.03 ~ 2024.02</w:t>
+              <w:t>예) ○○○○.○○ ~ ○○○○.○○</w:t>
             </w:r>
           </w:p>
         </w:tc>
@@ -1829,7 +1829,7 @@
         <w:rPr>
           <w:sz w:val="19"/>
         </w:rPr>
-        <w:t>위 내용은 사실과 다름이 없음을 확인합니다.     20      년      월      일     작성자 :  ______________  (서명)</w:t>
+        <w:t>위 내용은 사실과 다름이 없음을 확인합니다.           년      월      일     작성자 :  ______________  (서명)</w:t>
       </w:r>
     </w:p>
     <w:p>
@@ -2095,7 +2095,7 @@
                 <w:color w:val="824049"/>
                 <w:sz w:val="19"/>
               </w:rPr>
-              <w:t>2020~현재 · ○○제조 안전관리 · 위험성 평가 연 24회 · 아차사고 보고 +45%, 재해 0건</w:t>
+              <w:t>기간 입력 · ○○제조 안전관리 · 위험성 평가 연 24회 · 아차사고 보고 +45%, 재해 0건</w:t>
             </w:r>
           </w:p>
         </w:tc>
